--- a/data/NyayChat/Chat/182.docx
+++ b/data/NyayChat/Chat/182.docx
@@ -436,7 +436,7 @@
           <w:szCs w:val="24"/>
           <w:rtl w:val="0"/>
         </w:rPr>
-        <w:t xml:space="preserve">Please download this complaint, fill in the blanks, review, print and sign the complaint. Once the signed complaint is verified by a notary public, scan and upload the complaint as a PDF document on the e-Daakhil portal. You will also need to upload an affidavit and memorandum of parties. Shall I generate these documents?</w:t>
+        <w:t xml:space="preserve">Please download this complaint, fill in the blanks, review, print and sign the complaint. Once the signed complaint is verified by a notary public, scan and upload the complaint as a PDF document on the e-Jagriti portal. You will also need to upload an affidavit and memorandum of parties. Shall I generate these documents?</w:t>
       </w:r>
     </w:p>
     <w:p>
@@ -519,7 +519,7 @@
           <w:szCs w:val="24"/>
           <w:rtl w:val="0"/>
         </w:rPr>
-        <w:t xml:space="preserve">. Please print both these documents and verify the names and addresses on both. For the affidavit, please sign it before a notary public and have it notarized. Both these documents should be scanned and uploaded on the e-Daakhil portal. Would you like me to guide you through the process of filing a complaint on the portal?</w:t>
+        <w:t xml:space="preserve">. Please print both these documents and verify the names and addresses on both. For the affidavit, please sign it before a notary public and have it notarized. Both these documents should be scanned and uploaded on the e-Jagriti portal. Would you like me to guide you through the process of filing a complaint on the portal?</w:t>
       </w:r>
     </w:p>
     <w:p>
@@ -571,26 +571,26 @@
           <w:szCs w:val="24"/>
           <w:rtl w:val="0"/>
         </w:rPr>
-        <w:t xml:space="preserve">Consumer Grievance Assistance Chatbot: Of course, let’s go through the steps for submitting your complaint online through the e-Daakhil portal. Here’s what you need to do:</w:t>
-      </w:r>
-    </w:p>
-    <w:p>
-      <w:pPr>
-        <w:spacing w:after="160" w:line="259" w:lineRule="auto"/>
-        <w:rPr>
-          <w:rFonts w:ascii="Times New Roman" w:cs="Times New Roman" w:eastAsia="Times New Roman" w:hAnsi="Times New Roman"/>
-          <w:sz w:val="24"/>
-          <w:szCs w:val="24"/>
-        </w:rPr>
-      </w:pPr>
-      <w:r>
-        <w:rPr>
-          <w:rFonts w:ascii="Times New Roman" w:cs="Times New Roman" w:eastAsia="Times New Roman" w:hAnsi="Times New Roman"/>
-          <w:sz w:val="24"/>
-          <w:szCs w:val="24"/>
-          <w:rtl w:val="0"/>
-        </w:rPr>
-        <w:t xml:space="preserve">1. Visit the e-Daakhil Portal: Access the e-Daakhil website at https://edaakhil.nic.in.</w:t>
+        <w:t xml:space="preserve">Consumer Grievance Assistance Chatbot: Of course, let’s go through the steps for submitting your complaint online through the e-Jagriti portal. Here’s what you need to do:</w:t>
+      </w:r>
+    </w:p>
+    <w:p>
+      <w:pPr>
+        <w:spacing w:after="160" w:line="259" w:lineRule="auto"/>
+        <w:rPr>
+          <w:rFonts w:ascii="Times New Roman" w:cs="Times New Roman" w:eastAsia="Times New Roman" w:hAnsi="Times New Roman"/>
+          <w:sz w:val="24"/>
+          <w:szCs w:val="24"/>
+        </w:rPr>
+      </w:pPr>
+      <w:r>
+        <w:rPr>
+          <w:rFonts w:ascii="Times New Roman" w:cs="Times New Roman" w:eastAsia="Times New Roman" w:hAnsi="Times New Roman"/>
+          <w:sz w:val="24"/>
+          <w:szCs w:val="24"/>
+          <w:rtl w:val="0"/>
+        </w:rPr>
+        <w:t xml:space="preserve">1. Visit the e-Jagriti Portal: Access the e-Jagriti website at https://edaakhil.nic.in.</w:t>
       </w:r>
     </w:p>
     <w:p>
@@ -647,26 +647,26 @@
           <w:szCs w:val="24"/>
           <w:rtl w:val="0"/>
         </w:rPr>
-        <w:t xml:space="preserve">4. Email Verification: Check your email inbox for a verification link sent by the e-Daakhil portal. Click on the link to confirm your email address.</w:t>
-      </w:r>
-    </w:p>
-    <w:p>
-      <w:pPr>
-        <w:spacing w:after="160" w:line="259" w:lineRule="auto"/>
-        <w:rPr>
-          <w:rFonts w:ascii="Times New Roman" w:cs="Times New Roman" w:eastAsia="Times New Roman" w:hAnsi="Times New Roman"/>
-          <w:sz w:val="24"/>
-          <w:szCs w:val="24"/>
-        </w:rPr>
-      </w:pPr>
-      <w:r>
-        <w:rPr>
-          <w:rFonts w:ascii="Times New Roman" w:cs="Times New Roman" w:eastAsia="Times New Roman" w:hAnsi="Times New Roman"/>
-          <w:sz w:val="24"/>
-          <w:szCs w:val="24"/>
-          <w:rtl w:val="0"/>
-        </w:rPr>
-        <w:t xml:space="preserve">5. Log In: Once your account is verified, log in to the e-Daakhil portal using your credentials.</w:t>
+        <w:t xml:space="preserve">4. Email Verification: Check your email inbox for a verification link sent by the e-Jagriti portal. Click on the link to confirm your email address.</w:t>
+      </w:r>
+    </w:p>
+    <w:p>
+      <w:pPr>
+        <w:spacing w:after="160" w:line="259" w:lineRule="auto"/>
+        <w:rPr>
+          <w:rFonts w:ascii="Times New Roman" w:cs="Times New Roman" w:eastAsia="Times New Roman" w:hAnsi="Times New Roman"/>
+          <w:sz w:val="24"/>
+          <w:szCs w:val="24"/>
+        </w:rPr>
+      </w:pPr>
+      <w:r>
+        <w:rPr>
+          <w:rFonts w:ascii="Times New Roman" w:cs="Times New Roman" w:eastAsia="Times New Roman" w:hAnsi="Times New Roman"/>
+          <w:sz w:val="24"/>
+          <w:szCs w:val="24"/>
+          <w:rtl w:val="0"/>
+        </w:rPr>
+        <w:t xml:space="preserve">5. Log In: Once your account is verified, log in to the e-Jagriti portal using your credentials.</w:t>
       </w:r>
     </w:p>
     <w:p>
@@ -998,7 +998,7 @@
     <w:name w:val="normal"/>
   </w:style>
   <w:style w:type="table" w:styleId="TableNormal" w:default="1">
-    <w:name w:val="Table Normal"/>
+    <w:name w:val="TableNormal"/>
   </w:style>
   <w:style w:type="paragraph" w:styleId="Heading1">
     <w:name w:val="heading 1"/>
